--- a/backend/assets/contract-templates/payment-request.docx
+++ b/backend/assets/contract-templates/payment-request.docx
@@ -4,7 +4,6 @@
   <w:body>
     <w:p>
       <w:pPr>
-        <w:spacing w:after="120"/>
         <w:jc w:val="center"/>
       </w:pPr>
       <w:r>
@@ -17,343 +16,176 @@
     </w:p>
     <w:p>
       <w:pPr>
-        <w:spacing w:after="120"/>
-        <w:jc w:val="center"/>
-      </w:pPr>
-      <w:r>
-        <w:rPr>
-          <w:i/>
-          <w:iCs/>
-        </w:rPr>
-        <w:t xml:space="preserve">Độc lập – Tự do – Hạnh phúc</w:t>
-      </w:r>
-    </w:p>
-    <w:p>
-      <w:pPr>
-        <w:spacing w:after="120"/>
-      </w:pPr>
-      <w:r>
-        <w:t xml:space="preserve"/>
-      </w:r>
-    </w:p>
-    <w:p>
-      <w:pPr>
-        <w:spacing w:after="120"/>
         <w:jc w:val="center"/>
       </w:pPr>
       <w:r>
         <w:rPr>
           <w:b/>
           <w:bCs/>
-          <w:sz w:val="32"/>
-          <w:szCs w:val="32"/>
-        </w:rPr>
-        <w:t xml:space="preserve">ĐỀ NGHỊ THANH TOÁN</w:t>
-      </w:r>
-    </w:p>
-    <w:p>
-      <w:pPr>
-        <w:spacing w:after="120"/>
+        </w:rPr>
+        <w:t xml:space="preserve">Độc lập – Tự do – Hạnh phúc</w:t>
+      </w:r>
+    </w:p>
+    <w:p/>
+    <w:p>
+      <w:pPr>
+        <w:pStyle w:val="Heading1"/>
         <w:jc w:val="center"/>
-      </w:pPr>
-      <w:r>
-        <w:t xml:space="preserve">Số: {contractNumber}</w:t>
-      </w:r>
-    </w:p>
-    <w:p>
-      <w:pPr>
-        <w:spacing w:after="120"/>
-      </w:pPr>
-      <w:r>
-        <w:t xml:space="preserve"/>
-      </w:r>
-    </w:p>
-    <w:p>
-      <w:pPr>
-        <w:spacing w:after="120"/>
-      </w:pPr>
-      <w:r>
-        <w:t xml:space="preserve">Hôm nay, ngày {signDay} tháng {signMonth} năm {signYear}, chúng tôi gồm:</w:t>
-      </w:r>
-    </w:p>
-    <w:p>
-      <w:pPr>
-        <w:spacing w:after="120"/>
-      </w:pPr>
-      <w:r>
-        <w:t xml:space="preserve"/>
-      </w:r>
-    </w:p>
-    <w:p>
-      <w:pPr>
-        <w:spacing w:after="120"/>
       </w:pPr>
       <w:r>
         <w:rPr>
           <w:b/>
           <w:bCs/>
         </w:rPr>
-        <w:t xml:space="preserve">BÊN A (Bên sử dụng dịch vụ): {client.entityName}</w:t>
-      </w:r>
-    </w:p>
-    <w:p>
-      <w:pPr>
-        <w:spacing w:after="120"/>
-      </w:pPr>
-      <w:r>
-        <w:t xml:space="preserve">Địa chỉ: {client.address}</w:t>
-      </w:r>
-    </w:p>
-    <w:p>
-      <w:pPr>
-        <w:spacing w:after="120"/>
-      </w:pPr>
-      <w:r>
-        <w:t xml:space="preserve">Mã số thuế: {client.taxId}</w:t>
-      </w:r>
-    </w:p>
-    <w:p>
-      <w:pPr>
-        <w:spacing w:after="120"/>
-      </w:pPr>
-      <w:r>
-        <w:t xml:space="preserve">Đại diện: {client.representative} — Chức vụ: {client.position}</w:t>
-      </w:r>
-    </w:p>
-    <w:p>
-      <w:pPr>
-        <w:spacing w:after="120"/>
-      </w:pPr>
-      <w:r>
-        <w:t xml:space="preserve">Điện thoại: {client.phone}</w:t>
-      </w:r>
-    </w:p>
-    <w:p>
-      <w:pPr>
-        <w:spacing w:after="120"/>
-      </w:pPr>
-      <w:r>
-        <w:t xml:space="preserve"/>
-      </w:r>
-    </w:p>
-    <w:p>
-      <w:pPr>
-        <w:spacing w:after="120"/>
+        <w:t xml:space="preserve">ĐỀ NGHỊ THANH TOÁN</w:t>
+      </w:r>
+    </w:p>
+    <w:p/>
+    <w:p>
+      <w:pPr>
+        <w:jc w:val="left"/>
+      </w:pPr>
+      <w:r>
+        <w:t xml:space="preserve">Kính gửi: {client.entityName}</w:t>
+      </w:r>
+    </w:p>
+    <w:p>
+      <w:pPr>
+        <w:jc w:val="left"/>
+      </w:pPr>
+      <w:r>
+        <w:t xml:space="preserve">Theo Hợp đồng số: {contractNumber} ký ngày {signDay}/{signMonth}/{signYear}.</w:t>
+      </w:r>
+    </w:p>
+    <w:p/>
+    <w:p>
+      <w:pPr>
+        <w:jc w:val="left"/>
+      </w:pPr>
+      <w:r>
+        <w:t xml:space="preserve">Sau khi nghiệm thu, đề nghị Quý đơn vị thanh toán như sau:</w:t>
+      </w:r>
+    </w:p>
+    <w:p/>
+    <w:p>
+      <w:pPr>
+        <w:jc w:val="left"/>
+      </w:pPr>
+      <w:r>
+        <w:t xml:space="preserve">Tổng giá trị HĐ (đã VAT): {paymentRequest.totalAmount} VND</w:t>
+      </w:r>
+    </w:p>
+    <w:p>
+      <w:pPr>
+        <w:jc w:val="left"/>
+      </w:pPr>
+      <w:r>
+        <w:t xml:space="preserve">Đã tạm ứng: {paymentRequest.advancePaid} VND</w:t>
+      </w:r>
+    </w:p>
+    <w:p>
+      <w:pPr>
+        <w:jc w:val="left"/>
       </w:pPr>
       <w:r>
         <w:rPr>
           <w:b/>
           <w:bCs/>
         </w:rPr>
-        <w:t xml:space="preserve">BÊN B (Bên cung cấp dịch vụ): {provider.entityName}</w:t>
-      </w:r>
-    </w:p>
-    <w:p>
-      <w:pPr>
-        <w:spacing w:after="120"/>
-      </w:pPr>
-      <w:r>
-        <w:t xml:space="preserve">Địa chỉ: {provider.address}</w:t>
-      </w:r>
-    </w:p>
-    <w:p>
-      <w:pPr>
-        <w:spacing w:after="120"/>
-      </w:pPr>
-      <w:r>
-        <w:t xml:space="preserve">Mã số thuế: {provider.taxId}</w:t>
-      </w:r>
-    </w:p>
-    <w:p>
-      <w:pPr>
-        <w:spacing w:after="120"/>
-      </w:pPr>
-      <w:r>
-        <w:t xml:space="preserve">Đại diện: {provider.representative} — Chức vụ: {provider.position}</w:t>
-      </w:r>
-    </w:p>
-    <w:p>
-      <w:pPr>
-        <w:spacing w:after="120"/>
-      </w:pPr>
-      <w:r>
-        <w:t xml:space="preserve">Tài khoản: {provider.bankAccount} tại {provider.bankName}</w:t>
-      </w:r>
-    </w:p>
-    <w:p>
-      <w:pPr>
-        <w:spacing w:after="120"/>
-      </w:pPr>
-      <w:r>
-        <w:t xml:space="preserve"/>
-      </w:r>
-    </w:p>
-    <w:p>
-      <w:pPr>
-        <w:spacing w:after="120"/>
-      </w:pPr>
-      <w:r>
-        <w:t xml:space="preserve">Hai bên thống nhất ký kết hợp đồng với các nội dung sau:</w:t>
-      </w:r>
-    </w:p>
-    <w:p>
-      <w:pPr>
-        <w:spacing w:after="120"/>
-      </w:pPr>
-      <w:r>
-        <w:t xml:space="preserve">Kính gửi: {client.entityName}</w:t>
-      </w:r>
-    </w:p>
-    <w:p>
-      <w:pPr>
-        <w:spacing w:after="120"/>
-      </w:pPr>
-      <w:r>
-        <w:t xml:space="preserve"/>
-      </w:r>
-    </w:p>
-    <w:p>
-      <w:pPr>
-        <w:spacing w:after="120"/>
-      </w:pPr>
-      <w:r>
-        <w:t xml:space="preserve">Căn cứ Hợp đồng số {contractNumber} ký ngày {signDate}</w:t>
-      </w:r>
-    </w:p>
-    <w:p>
-      <w:pPr>
-        <w:spacing w:after="120"/>
-      </w:pPr>
-      <w:r>
-        <w:t xml:space="preserve">Căn cứ Biên bản nghiệm thu ngày {acceptanceDate}</w:t>
-      </w:r>
-    </w:p>
-    <w:p>
-      <w:pPr>
-        <w:spacing w:after="120"/>
-      </w:pPr>
-      <w:r>
-        <w:t xml:space="preserve"/>
-      </w:r>
-    </w:p>
-    <w:p>
-      <w:pPr>
-        <w:spacing w:after="120"/>
+        <w:t xml:space="preserve">Số tiền cần thanh toán: {paymentRequest.amountDue} VND</w:t>
+      </w:r>
+    </w:p>
+    <w:p>
+      <w:pPr>
+        <w:jc w:val="left"/>
+      </w:pPr>
+      <w:r>
+        <w:t xml:space="preserve">(Bằng chữ: {totalAmountInWords})</w:t>
+      </w:r>
+    </w:p>
+    <w:p>
+      <w:pPr>
+        <w:jc w:val="left"/>
+      </w:pPr>
+      <w:r>
+        <w:t xml:space="preserve">Hạn thanh toán: {paymentRequest.paymentDeadline}</w:t>
+      </w:r>
+    </w:p>
+    <w:p/>
+    <w:p>
+      <w:pPr>
+        <w:jc w:val="left"/>
+      </w:pPr>
+      <w:r>
+        <w:t xml:space="preserve">Thanh toán vào tài khoản:</w:t>
+      </w:r>
+    </w:p>
+    <w:p>
+      <w:pPr>
+        <w:jc w:val="left"/>
+      </w:pPr>
+      <w:r>
+        <w:t xml:space="preserve">Số TK: {provider.bankAccount}</w:t>
+      </w:r>
+    </w:p>
+    <w:p>
+      <w:pPr>
+        <w:jc w:val="left"/>
+      </w:pPr>
+      <w:r>
+        <w:t xml:space="preserve">Tại: {provider.bankName}</w:t>
+      </w:r>
+    </w:p>
+    <w:p>
+      <w:pPr>
+        <w:jc w:val="left"/>
+      </w:pPr>
+      <w:r>
+        <w:t xml:space="preserve">Đơn vị: {provider.entityName}</w:t>
+      </w:r>
+    </w:p>
+    <w:p/>
+    <w:p>
+      <w:pPr>
+        <w:jc w:val="left"/>
+      </w:pPr>
+      <w:r>
+        <w:t xml:space="preserve">Ghi chú: {paymentRequest.notes}</w:t>
+      </w:r>
+    </w:p>
+    <w:p/>
+    <w:p/>
+    <w:p>
+      <w:pPr>
+        <w:jc w:val="center"/>
       </w:pPr>
       <w:r>
         <w:rPr>
           <w:b/>
           <w:bCs/>
         </w:rPr>
-        <w:t xml:space="preserve">Chúng tôi đề nghị Quý Công ty thanh toán: {amountDue} VND</w:t>
-      </w:r>
-    </w:p>
-    <w:p>
-      <w:pPr>
-        <w:spacing w:after="120"/>
-      </w:pPr>
-      <w:r>
-        <w:t xml:space="preserve">Hạn thanh toán: {paymentDeadline}</w:t>
-      </w:r>
-    </w:p>
-    <w:p>
-      <w:pPr>
-        <w:spacing w:after="120"/>
-      </w:pPr>
-      <w:r>
-        <w:t xml:space="preserve"/>
-      </w:r>
-    </w:p>
-    <w:p>
-      <w:pPr>
-        <w:spacing w:after="120"/>
-      </w:pPr>
-      <w:r>
-        <w:t xml:space="preserve">Thông tin chuyển khoản:</w:t>
-      </w:r>
-    </w:p>
-    <w:p>
-      <w:pPr>
-        <w:spacing w:after="120"/>
-      </w:pPr>
-      <w:r>
-        <w:t xml:space="preserve">Tên TK: {provider.entityName}</w:t>
-      </w:r>
-    </w:p>
-    <w:p>
-      <w:pPr>
-        <w:spacing w:after="120"/>
-      </w:pPr>
-      <w:r>
-        <w:t xml:space="preserve">Số TK: {provider.bankAccount}</w:t>
-      </w:r>
-    </w:p>
-    <w:p>
-      <w:pPr>
-        <w:spacing w:after="120"/>
-      </w:pPr>
-      <w:r>
-        <w:t xml:space="preserve">Ngân hàng: {provider.bankName}</w:t>
-      </w:r>
-    </w:p>
-    <w:p>
-      <w:pPr>
-        <w:spacing w:after="120"/>
-      </w:pPr>
-      <w:r>
-        <w:t xml:space="preserve"/>
-      </w:r>
-    </w:p>
-    <w:p>
-      <w:pPr>
-        <w:spacing w:after="120"/>
+        <w:t xml:space="preserve">Trân trọng cảm ơn!</w:t>
+      </w:r>
+    </w:p>
+    <w:p/>
+    <w:p>
+      <w:pPr>
+        <w:jc w:val="center"/>
       </w:pPr>
       <w:r>
         <w:rPr>
           <w:b/>
           <w:bCs/>
         </w:rPr>
-        <w:t xml:space="preserve">ĐẠI DIỆN BÊN A                                    ĐẠI DIỆN BÊN B</w:t>
-      </w:r>
-    </w:p>
-    <w:p>
-      <w:pPr>
-        <w:spacing w:after="120"/>
-      </w:pPr>
-      <w:r>
-        <w:t xml:space="preserve">(Ký tên, đóng dấu)                                (Ký tên, đóng dấu)</w:t>
-      </w:r>
-    </w:p>
-    <w:p>
-      <w:pPr>
-        <w:spacing w:after="120"/>
-      </w:pPr>
-      <w:r>
-        <w:t xml:space="preserve"/>
-      </w:r>
-    </w:p>
-    <w:p>
-      <w:pPr>
-        <w:spacing w:after="120"/>
-      </w:pPr>
-      <w:r>
-        <w:t xml:space="preserve"/>
-      </w:r>
-    </w:p>
-    <w:p>
-      <w:pPr>
-        <w:spacing w:after="120"/>
-      </w:pPr>
-      <w:r>
-        <w:t xml:space="preserve"/>
-      </w:r>
-    </w:p>
-    <w:p>
-      <w:pPr>
-        <w:spacing w:after="120"/>
-      </w:pPr>
-      <w:r>
-        <w:t xml:space="preserve">{client.representative}                            {provider.representative}</w:t>
+        <w:t xml:space="preserve">ĐẠI DIỆN BÊN A</w:t>
+      </w:r>
+    </w:p>
+    <w:p>
+      <w:pPr>
+        <w:jc w:val="center"/>
+      </w:pPr>
+      <w:r>
+        <w:t xml:space="preserve">(Ký tên, đóng dấu)</w:t>
       </w:r>
     </w:p>
     <w:sectPr>
